--- a/When The Applause Fades/when-the-applause-fades_COMPILED.docx
+++ b/When The Applause Fades/when-the-applause-fades_COMPILED.docx
@@ -49183,7 +49183,7 @@
           <w:i/>
           <w:iCs/>
         </w:rPr>
-        <w:t>— Nova Hart, “Without You,” unreleased</w:t>
+        <w:t>— Nova Hart, “Without You,” released</w:t>
       </w:r>
     </w:p>
     <w:p w14:paraId="EF00030">
@@ -49503,7 +49503,7 @@
           <w:i/>
           <w:iCs/>
         </w:rPr>
-        <w:t>— Nova Hart, “Without You,” unreleased</w:t>
+        <w:t>— Nova Hart, “Without You,” released</w:t>
       </w:r>
     </w:p>
     <w:p w14:paraId="EF00050">
